--- a/交付成果/第三轮修订版/第三轮4周版/读书会21_破妄显真：破除三十八种修道上的自欺_4周资料包（第三版修订）/Word版/第2周_嗔与痴之伪装_主持人版.docx
+++ b/交付成果/第三轮修订版/第三轮4周版/读书会21_破妄显真：破除三十八种修道上的自欺_4周资料包（第三版修订）/Word版/第2周_嗔与痴之伪装_主持人版.docx
@@ -16899,6 +16899,325 @@
           <w:b w:val="0"/>
         </w:rPr>
         <w:t>&lt;!--EXT_READ--&gt;</w:t>
+      </w:r>
+    </w:p>
+    <w:p>
+      <w:r>
+        <w:rPr>
+          <w:b/>
+          <w:color w:val="1F3864"/>
+          <w:sz w:val="26"/>
+        </w:rPr>
+        <w:t>🖼 课件原图（源 PDF 渲染·供投屏）</w:t>
+      </w:r>
+    </w:p>
+    <w:p>
+      <w:pPr>
+        <w:ind w:left="170"/>
+        <w:pBdr>
+          <w:left w:val="single" w:sz="18" w:space="4" w:color="1F3864"/>
+        </w:pBdr>
+        <w:shd w:val="clear" w:fill="F2F5FA"/>
+      </w:pPr>
+      <w:r>
+        <w:rPr>
+          <w:b w:val="0"/>
+        </w:rPr>
+        <w:t>下列图片为正文标注「图形页／无法逐字提取／图版」处对应的</w:t>
+      </w:r>
+      <w:r>
+        <w:rPr>
+          <w:b/>
+        </w:rPr>
+        <w:t>源课件整页渲染</w:t>
+      </w:r>
+      <w:r>
+        <w:rPr>
+          <w:b w:val="0"/>
+        </w:rPr>
+        <w:t>（自知识库媒体导出后 pymupdf 渲染，最大宽约 1200px），供投屏或板书对照；每页标注源材料与页码。共读原文文字未改。</w:t>
+      </w:r>
+    </w:p>
+    <w:p>
+      <w:r>
+        <w:rPr>
+          <w:b/>
+        </w:rPr>
+        <w:t>《07_破妄显真-破除三十八种修道上的自欺6-古源尊者-20260227（课件）》</w:t>
+      </w:r>
+      <w:r>
+        <w:rPr>
+          <w:b w:val="0"/>
+        </w:rPr>
+        <w:t>（源 PDF 共渲染 10 页）：</w:t>
+      </w:r>
+    </w:p>
+    <w:p>
+      <w:r>
+        <w:rPr>
+          <w:b w:val="0"/>
+        </w:rPr>
+        <w:t>![课件原图·07_破妄显真-破除三十八种修道上的自欺6-古源尊者-20260227（课件）·第1页](课件原图/课件原图_22831605_p01.png)</w:t>
+      </w:r>
+    </w:p>
+    <w:p>
+      <w:r>
+        <w:rPr>
+          <w:b w:val="0"/>
+        </w:rPr>
+        <w:t>![课件原图·07_破妄显真-破除三十八种修道上的自欺6-古源尊者-20260227（课件）·第2页](课件原图/课件原图_22831605_p02.png)</w:t>
+      </w:r>
+    </w:p>
+    <w:p>
+      <w:r>
+        <w:rPr>
+          <w:b w:val="0"/>
+        </w:rPr>
+        <w:t>![课件原图·07_破妄显真-破除三十八种修道上的自欺6-古源尊者-20260227（课件）·第3页](课件原图/课件原图_22831605_p03.png)</w:t>
+      </w:r>
+    </w:p>
+    <w:p>
+      <w:r>
+        <w:rPr>
+          <w:b w:val="0"/>
+        </w:rPr>
+        <w:t>![课件原图·07_破妄显真-破除三十八种修道上的自欺6-古源尊者-20260227（课件）·第4页](课件原图/课件原图_22831605_p04.png)</w:t>
+      </w:r>
+    </w:p>
+    <w:p>
+      <w:r>
+        <w:rPr>
+          <w:b w:val="0"/>
+        </w:rPr>
+        <w:t>![课件原图·07_破妄显真-破除三十八种修道上的自欺6-古源尊者-20260227（课件）·第5页](课件原图/课件原图_22831605_p05.png)</w:t>
+      </w:r>
+    </w:p>
+    <w:p>
+      <w:r>
+        <w:rPr>
+          <w:b w:val="0"/>
+        </w:rPr>
+        <w:t>![课件原图·07_破妄显真-破除三十八种修道上的自欺6-古源尊者-20260227（课件）·第6页](课件原图/课件原图_22831605_p06.png)</w:t>
+      </w:r>
+    </w:p>
+    <w:p>
+      <w:r>
+        <w:rPr>
+          <w:b w:val="0"/>
+        </w:rPr>
+        <w:t>![课件原图·07_破妄显真-破除三十八种修道上的自欺6-古源尊者-20260227（课件）·第7页](课件原图/课件原图_22831605_p07.png)</w:t>
+      </w:r>
+    </w:p>
+    <w:p>
+      <w:r>
+        <w:rPr>
+          <w:b w:val="0"/>
+        </w:rPr>
+        <w:t>![课件原图·07_破妄显真-破除三十八种修道上的自欺6-古源尊者-20260227（课件）·第8页](课件原图/课件原图_22831605_p08.png)</w:t>
+      </w:r>
+    </w:p>
+    <w:p>
+      <w:r>
+        <w:rPr>
+          <w:b w:val="0"/>
+        </w:rPr>
+        <w:t>![课件原图·07_破妄显真-破除三十八种修道上的自欺6-古源尊者-20260227（课件）·第9页](课件原图/课件原图_22831605_p09.png)</w:t>
+      </w:r>
+    </w:p>
+    <w:p>
+      <w:r>
+        <w:rPr>
+          <w:b w:val="0"/>
+        </w:rPr>
+        <w:t>![课件原图·07_破妄显真-破除三十八种修道上的自欺6-古源尊者-20260227（课件）·第10页](课件原图/课件原图_22831605_p10.png)</w:t>
+      </w:r>
+    </w:p>
+    <w:p>
+      <w:r>
+        <w:rPr>
+          <w:b/>
+        </w:rPr>
+        <w:t>《08_破妄显真-破除三十八种修道上的自欺7-古源尊者-20260303（课件）》</w:t>
+      </w:r>
+      <w:r>
+        <w:rPr>
+          <w:b w:val="0"/>
+        </w:rPr>
+        <w:t>（源 PDF 共渲染 10 页）：</w:t>
+      </w:r>
+    </w:p>
+    <w:p>
+      <w:r>
+        <w:rPr>
+          <w:b w:val="0"/>
+        </w:rPr>
+        <w:t>![课件原图·08_破妄显真-破除三十八种修道上的自欺7-古源尊者-20260303（课件）·第1页](课件原图/课件原图_22831605_p01.png)</w:t>
+      </w:r>
+    </w:p>
+    <w:p>
+      <w:r>
+        <w:rPr>
+          <w:b w:val="0"/>
+        </w:rPr>
+        <w:t>![课件原图·08_破妄显真-破除三十八种修道上的自欺7-古源尊者-20260303（课件）·第2页](课件原图/课件原图_22831605_p02.png)</w:t>
+      </w:r>
+    </w:p>
+    <w:p>
+      <w:r>
+        <w:rPr>
+          <w:b w:val="0"/>
+        </w:rPr>
+        <w:t>![课件原图·08_破妄显真-破除三十八种修道上的自欺7-古源尊者-20260303（课件）·第3页](课件原图/课件原图_22831605_p03.png)</w:t>
+      </w:r>
+    </w:p>
+    <w:p>
+      <w:r>
+        <w:rPr>
+          <w:b w:val="0"/>
+        </w:rPr>
+        <w:t>![课件原图·08_破妄显真-破除三十八种修道上的自欺7-古源尊者-20260303（课件）·第4页](课件原图/课件原图_22831605_p04.png)</w:t>
+      </w:r>
+    </w:p>
+    <w:p>
+      <w:r>
+        <w:rPr>
+          <w:b w:val="0"/>
+        </w:rPr>
+        <w:t>![课件原图·08_破妄显真-破除三十八种修道上的自欺7-古源尊者-20260303（课件）·第5页](课件原图/课件原图_22831605_p05.png)</w:t>
+      </w:r>
+    </w:p>
+    <w:p>
+      <w:r>
+        <w:rPr>
+          <w:b w:val="0"/>
+        </w:rPr>
+        <w:t>![课件原图·08_破妄显真-破除三十八种修道上的自欺7-古源尊者-20260303（课件）·第6页](课件原图/课件原图_22831605_p06.png)</w:t>
+      </w:r>
+    </w:p>
+    <w:p>
+      <w:r>
+        <w:rPr>
+          <w:b w:val="0"/>
+        </w:rPr>
+        <w:t>![课件原图·08_破妄显真-破除三十八种修道上的自欺7-古源尊者-20260303（课件）·第7页](课件原图/课件原图_22831605_p07.png)</w:t>
+      </w:r>
+    </w:p>
+    <w:p>
+      <w:r>
+        <w:rPr>
+          <w:b w:val="0"/>
+        </w:rPr>
+        <w:t>![课件原图·08_破妄显真-破除三十八种修道上的自欺7-古源尊者-20260303（课件）·第8页](课件原图/课件原图_22831605_p08.png)</w:t>
+      </w:r>
+    </w:p>
+    <w:p>
+      <w:r>
+        <w:rPr>
+          <w:b w:val="0"/>
+        </w:rPr>
+        <w:t>![课件原图·08_破妄显真-破除三十八种修道上的自欺7-古源尊者-20260303（课件）·第9页](课件原图/课件原图_22831605_p09.png)</w:t>
+      </w:r>
+    </w:p>
+    <w:p>
+      <w:r>
+        <w:rPr>
+          <w:b w:val="0"/>
+        </w:rPr>
+        <w:t>![课件原图·08_破妄显真-破除三十八种修道上的自欺7-古源尊者-20260303（课件）·第10页](课件原图/课件原图_22831605_p10.png)</w:t>
+      </w:r>
+    </w:p>
+    <w:p>
+      <w:r>
+        <w:rPr>
+          <w:b/>
+        </w:rPr>
+        <w:t>《09_破妄显真-破除三十八种修道上的自欺8-古源尊者-20260306（课件）》</w:t>
+      </w:r>
+      <w:r>
+        <w:rPr>
+          <w:b w:val="0"/>
+        </w:rPr>
+        <w:t>（源 PDF 共渲染 10 页）：</w:t>
+      </w:r>
+    </w:p>
+    <w:p>
+      <w:r>
+        <w:rPr>
+          <w:b w:val="0"/>
+        </w:rPr>
+        <w:t>![课件原图·09_破妄显真-破除三十八种修道上的自欺8-古源尊者-20260306（课件）·第1页](课件原图/课件原图_22831605_p01.png)</w:t>
+      </w:r>
+    </w:p>
+    <w:p>
+      <w:r>
+        <w:rPr>
+          <w:b w:val="0"/>
+        </w:rPr>
+        <w:t>![课件原图·09_破妄显真-破除三十八种修道上的自欺8-古源尊者-20260306（课件）·第2页](课件原图/课件原图_22831605_p02.png)</w:t>
+      </w:r>
+    </w:p>
+    <w:p>
+      <w:r>
+        <w:rPr>
+          <w:b w:val="0"/>
+        </w:rPr>
+        <w:t>![课件原图·09_破妄显真-破除三十八种修道上的自欺8-古源尊者-20260306（课件）·第3页](课件原图/课件原图_22831605_p03.png)</w:t>
+      </w:r>
+    </w:p>
+    <w:p>
+      <w:r>
+        <w:rPr>
+          <w:b w:val="0"/>
+        </w:rPr>
+        <w:t>![课件原图·09_破妄显真-破除三十八种修道上的自欺8-古源尊者-20260306（课件）·第4页](课件原图/课件原图_22831605_p04.png)</w:t>
+      </w:r>
+    </w:p>
+    <w:p>
+      <w:r>
+        <w:rPr>
+          <w:b w:val="0"/>
+        </w:rPr>
+        <w:t>![课件原图·09_破妄显真-破除三十八种修道上的自欺8-古源尊者-20260306（课件）·第5页](课件原图/课件原图_22831605_p05.png)</w:t>
+      </w:r>
+    </w:p>
+    <w:p>
+      <w:r>
+        <w:rPr>
+          <w:b w:val="0"/>
+        </w:rPr>
+        <w:t>![课件原图·09_破妄显真-破除三十八种修道上的自欺8-古源尊者-20260306（课件）·第6页](课件原图/课件原图_22831605_p06.png)</w:t>
+      </w:r>
+    </w:p>
+    <w:p>
+      <w:r>
+        <w:rPr>
+          <w:b w:val="0"/>
+        </w:rPr>
+        <w:t>![课件原图·09_破妄显真-破除三十八种修道上的自欺8-古源尊者-20260306（课件）·第7页](课件原图/课件原图_22831605_p07.png)</w:t>
+      </w:r>
+    </w:p>
+    <w:p>
+      <w:r>
+        <w:rPr>
+          <w:b w:val="0"/>
+        </w:rPr>
+        <w:t>![课件原图·09_破妄显真-破除三十八种修道上的自欺8-古源尊者-20260306（课件）·第8页](课件原图/课件原图_22831605_p08.png)</w:t>
+      </w:r>
+    </w:p>
+    <w:p>
+      <w:r>
+        <w:rPr>
+          <w:b w:val="0"/>
+        </w:rPr>
+        <w:t>![课件原图·09_破妄显真-破除三十八种修道上的自欺8-古源尊者-20260306（课件）·第9页](课件原图/课件原图_22831605_p09.png)</w:t>
+      </w:r>
+    </w:p>
+    <w:p>
+      <w:r>
+        <w:rPr>
+          <w:b w:val="0"/>
+        </w:rPr>
+        <w:t>![课件原图·09_破妄显真-破除三十八种修道上的自欺8-古源尊者-20260306（课件）·第10页](课件原图/课件原图_22831605_p10.png)</w:t>
       </w:r>
     </w:p>
     <w:sectPr>

--- a/交付成果/第三轮修订版/第三轮4周版/读书会21_破妄显真：破除三十八种修道上的自欺_4周资料包（第三版修订）/Word版/第2周_嗔与痴之伪装_主持人版.docx
+++ b/交付成果/第三轮修订版/第三轮4周版/读书会21_破妄显真：破除三十八种修道上的自欺_4周资料包（第三版修订）/Word版/第2周_嗔与痴之伪装_主持人版.docx
@@ -16935,7 +16935,7 @@
         <w:rPr>
           <w:b w:val="0"/>
         </w:rPr>
-        <w:t>（自知识库媒体导出后 pymupdf 渲染，最大宽约 1200px），供投屏或板书对照；每页标注源材料与页码。共读原文文字未改。</w:t>
+        <w:t>（自知识库媒体导出后 pymupdf 渲染，最大宽约 1200px），供投屏或板书对照；每页标注源材料与页码。《共读原文》文字一字未改。</w:t>
       </w:r>
     </w:p>
     <w:p>
@@ -16943,93 +16943,73 @@
         <w:rPr>
           <w:b/>
         </w:rPr>
-        <w:t>《07_破妄显真-破除三十八种修道上的自欺6-古源尊者-20260227（课件）》</w:t>
-      </w:r>
-      <w:r>
-        <w:rPr>
-          <w:b w:val="0"/>
-        </w:rPr>
-        <w:t>（源 PDF 共渲染 10 页）：</w:t>
-      </w:r>
-    </w:p>
-    <w:p>
-      <w:r>
-        <w:rPr>
-          <w:b w:val="0"/>
-        </w:rPr>
-        <w:t>![课件原图·07_破妄显真-破除三十八种修道上的自欺6-古源尊者-20260227（课件）·第1页](课件原图/课件原图_22831605_p01.png)</w:t>
-      </w:r>
-    </w:p>
-    <w:p>
-      <w:r>
-        <w:rPr>
-          <w:b w:val="0"/>
-        </w:rPr>
-        <w:t>![课件原图·07_破妄显真-破除三十八种修道上的自欺6-古源尊者-20260227（课件）·第2页](课件原图/课件原图_22831605_p02.png)</w:t>
-      </w:r>
-    </w:p>
-    <w:p>
-      <w:r>
-        <w:rPr>
-          <w:b w:val="0"/>
-        </w:rPr>
-        <w:t>![课件原图·07_破妄显真-破除三十八种修道上的自欺6-古源尊者-20260227（课件）·第3页](课件原图/课件原图_22831605_p03.png)</w:t>
-      </w:r>
-    </w:p>
-    <w:p>
-      <w:r>
-        <w:rPr>
-          <w:b w:val="0"/>
-        </w:rPr>
-        <w:t>![课件原图·07_破妄显真-破除三十八种修道上的自欺6-古源尊者-20260227（课件）·第4页](课件原图/课件原图_22831605_p04.png)</w:t>
-      </w:r>
-    </w:p>
-    <w:p>
-      <w:r>
-        <w:rPr>
-          <w:b w:val="0"/>
-        </w:rPr>
-        <w:t>![课件原图·07_破妄显真-破除三十八种修道上的自欺6-古源尊者-20260227（课件）·第5页](课件原图/课件原图_22831605_p05.png)</w:t>
-      </w:r>
-    </w:p>
-    <w:p>
-      <w:r>
-        <w:rPr>
-          <w:b w:val="0"/>
-        </w:rPr>
-        <w:t>![课件原图·07_破妄显真-破除三十八种修道上的自欺6-古源尊者-20260227（课件）·第6页](课件原图/课件原图_22831605_p06.png)</w:t>
-      </w:r>
-    </w:p>
-    <w:p>
-      <w:r>
-        <w:rPr>
-          <w:b w:val="0"/>
-        </w:rPr>
-        <w:t>![课件原图·07_破妄显真-破除三十八种修道上的自欺6-古源尊者-20260227（课件）·第7页](课件原图/课件原图_22831605_p07.png)</w:t>
-      </w:r>
-    </w:p>
-    <w:p>
-      <w:r>
-        <w:rPr>
-          <w:b w:val="0"/>
-        </w:rPr>
-        <w:t>![课件原图·07_破妄显真-破除三十八种修道上的自欺6-古源尊者-20260227（课件）·第8页](课件原图/课件原图_22831605_p08.png)</w:t>
-      </w:r>
-    </w:p>
-    <w:p>
-      <w:r>
-        <w:rPr>
-          <w:b w:val="0"/>
-        </w:rPr>
-        <w:t>![课件原图·07_破妄显真-破除三十八种修道上的自欺6-古源尊者-20260227（课件）·第9页](课件原图/课件原图_22831605_p09.png)</w:t>
-      </w:r>
-    </w:p>
-    <w:p>
-      <w:r>
-        <w:rPr>
-          <w:b w:val="0"/>
-        </w:rPr>
-        <w:t>![课件原图·07_破妄显真-破除三十八种修道上的自欺6-古源尊者-20260227（课件）·第10页](课件原图/课件原图_22831605_p10.png)</w:t>
+        <w:t>拼版总图（整册缩略·目视定位用）</w:t>
+      </w:r>
+    </w:p>
+    <w:p>
+      <w:pPr>
+        <w:pStyle w:val="ListBullet"/>
+      </w:pPr>
+      <w:r>
+        <w:rPr>
+          <w:b w:val="0"/>
+        </w:rPr>
+        <w:t>《07_破妄显真-破除三十八种修道上的自欺6-古源尊者-20260227（课件）》：![拼版总图·07_破妄显真-破除三十八种修道上的自欺6-古源尊者-20260227（课件）](课件原图/拼版_bf97b89e.png)</w:t>
+      </w:r>
+    </w:p>
+    <w:p>
+      <w:pPr>
+        <w:pStyle w:val="ListBullet"/>
+      </w:pPr>
+      <w:r>
+        <w:rPr>
+          <w:b w:val="0"/>
+        </w:rPr>
+        <w:t>《08_破妄显真-破除三十八种修道上的自欺7-古源尊者-20260303（课件）》：![拼版总图·08_破妄显真-破除三十八种修道上的自欺7-古源尊者-20260303（课件）](课件原图/拼版_39369133.png)</w:t>
+      </w:r>
+    </w:p>
+    <w:p>
+      <w:pPr>
+        <w:pStyle w:val="ListBullet"/>
+      </w:pPr>
+      <w:r>
+        <w:rPr>
+          <w:b w:val="0"/>
+        </w:rPr>
+        <w:t>《09_破妄显真-破除三十八种修道上的自欺8-古源尊者-20260306（课件）》：![拼版总图·09_破妄显真-破除三十八种修道上的自欺8-古源尊者-20260306（课件）](课件原图/拼版_f833164b.png)</w:t>
+      </w:r>
+    </w:p>
+    <w:p>
+      <w:pPr>
+        <w:pStyle w:val="ListBullet"/>
+      </w:pPr>
+      <w:r>
+        <w:rPr>
+          <w:b w:val="0"/>
+        </w:rPr>
+        <w:t>《10_破妄显真-破除三十八种修道上的自欺9-古源尊者-20260311（课件）》：![拼版总图·10_破妄显真-破除三十八种修道上的自欺9-古源尊者-20260311（课件）](课件原图/拼版_ac363c69.png)</w:t>
+      </w:r>
+    </w:p>
+    <w:p>
+      <w:pPr>
+        <w:pStyle w:val="ListBullet"/>
+      </w:pPr>
+      <w:r>
+        <w:rPr>
+          <w:b w:val="0"/>
+        </w:rPr>
+        <w:t>《11_破妄显真-破除三十八种修道上的自欺10-古源尊者-20260314（课件）》：![拼版总图·11_破妄显真-破除三十八种修道上的自欺10-古源尊者-20260314（课件）](课件原图/拼版_c05771ef.png)</w:t>
+      </w:r>
+    </w:p>
+    <w:p>
+      <w:pPr>
+        <w:pStyle w:val="ListBullet"/>
+      </w:pPr>
+      <w:r>
+        <w:rPr>
+          <w:b w:val="0"/>
+        </w:rPr>
+        <w:t>《12_破妄显真-破除三十八种修道上的自欺11-古源尊者-20260317（课件）》：![拼版总图·12_破妄显真-破除三十八种修道上的自欺11-古源尊者-20260317（课件）](课件原图/拼版_4e9140a9.png)</w:t>
       </w:r>
     </w:p>
     <w:p>
@@ -17037,187 +17017,139 @@
         <w:rPr>
           <w:b/>
         </w:rPr>
-        <w:t>《08_破妄显真-破除三十八种修道上的自欺7-古源尊者-20260303（课件）》</w:t>
-      </w:r>
-      <w:r>
-        <w:rPr>
-          <w:b w:val="0"/>
-        </w:rPr>
-        <w:t>（源 PDF 共渲染 10 页）：</w:t>
-      </w:r>
-    </w:p>
-    <w:p>
-      <w:r>
-        <w:rPr>
-          <w:b w:val="0"/>
-        </w:rPr>
-        <w:t>![课件原图·08_破妄显真-破除三十八种修道上的自欺7-古源尊者-20260303（课件）·第1页](课件原图/课件原图_22831605_p01.png)</w:t>
-      </w:r>
-    </w:p>
-    <w:p>
-      <w:r>
-        <w:rPr>
-          <w:b w:val="0"/>
-        </w:rPr>
-        <w:t>![课件原图·08_破妄显真-破除三十八种修道上的自欺7-古源尊者-20260303（课件）·第2页](课件原图/课件原图_22831605_p02.png)</w:t>
-      </w:r>
-    </w:p>
-    <w:p>
-      <w:r>
-        <w:rPr>
-          <w:b w:val="0"/>
-        </w:rPr>
-        <w:t>![课件原图·08_破妄显真-破除三十八种修道上的自欺7-古源尊者-20260303（课件）·第3页](课件原图/课件原图_22831605_p03.png)</w:t>
-      </w:r>
-    </w:p>
-    <w:p>
-      <w:r>
-        <w:rPr>
-          <w:b w:val="0"/>
-        </w:rPr>
-        <w:t>![课件原图·08_破妄显真-破除三十八种修道上的自欺7-古源尊者-20260303（课件）·第4页](课件原图/课件原图_22831605_p04.png)</w:t>
-      </w:r>
-    </w:p>
-    <w:p>
-      <w:r>
-        <w:rPr>
-          <w:b w:val="0"/>
-        </w:rPr>
-        <w:t>![课件原图·08_破妄显真-破除三十八种修道上的自欺7-古源尊者-20260303（课件）·第5页](课件原图/课件原图_22831605_p05.png)</w:t>
-      </w:r>
-    </w:p>
-    <w:p>
-      <w:r>
-        <w:rPr>
-          <w:b w:val="0"/>
-        </w:rPr>
-        <w:t>![课件原图·08_破妄显真-破除三十八种修道上的自欺7-古源尊者-20260303（课件）·第6页](课件原图/课件原图_22831605_p06.png)</w:t>
-      </w:r>
-    </w:p>
-    <w:p>
-      <w:r>
-        <w:rPr>
-          <w:b w:val="0"/>
-        </w:rPr>
-        <w:t>![课件原图·08_破妄显真-破除三十八种修道上的自欺7-古源尊者-20260303（课件）·第7页](课件原图/课件原图_22831605_p07.png)</w:t>
-      </w:r>
-    </w:p>
-    <w:p>
-      <w:r>
-        <w:rPr>
-          <w:b w:val="0"/>
-        </w:rPr>
-        <w:t>![课件原图·08_破妄显真-破除三十八种修道上的自欺7-古源尊者-20260303（课件）·第8页](课件原图/课件原图_22831605_p08.png)</w:t>
-      </w:r>
-    </w:p>
-    <w:p>
-      <w:r>
-        <w:rPr>
-          <w:b w:val="0"/>
-        </w:rPr>
-        <w:t>![课件原图·08_破妄显真-破除三十八种修道上的自欺7-古源尊者-20260303（课件）·第9页](课件原图/课件原图_22831605_p09.png)</w:t>
-      </w:r>
-    </w:p>
-    <w:p>
-      <w:r>
-        <w:rPr>
-          <w:b w:val="0"/>
-        </w:rPr>
-        <w:t>![课件原图·08_破妄显真-破除三十八种修道上的自欺7-古源尊者-20260303（课件）·第10页](课件原图/课件原图_22831605_p10.png)</w:t>
-      </w:r>
-    </w:p>
-    <w:p>
-      <w:r>
-        <w:rPr>
-          <w:b/>
-        </w:rPr>
-        <w:t>《09_破妄显真-破除三十八种修道上的自欺8-古源尊者-20260306（课件）》</w:t>
-      </w:r>
-      <w:r>
-        <w:rPr>
-          <w:b w:val="0"/>
-        </w:rPr>
-        <w:t>（源 PDF 共渲染 10 页）：</w:t>
-      </w:r>
-    </w:p>
-    <w:p>
-      <w:r>
-        <w:rPr>
-          <w:b w:val="0"/>
-        </w:rPr>
-        <w:t>![课件原图·09_破妄显真-破除三十八种修道上的自欺8-古源尊者-20260306（课件）·第1页](课件原图/课件原图_22831605_p01.png)</w:t>
-      </w:r>
-    </w:p>
-    <w:p>
-      <w:r>
-        <w:rPr>
-          <w:b w:val="0"/>
-        </w:rPr>
-        <w:t>![课件原图·09_破妄显真-破除三十八种修道上的自欺8-古源尊者-20260306（课件）·第2页](课件原图/课件原图_22831605_p02.png)</w:t>
-      </w:r>
-    </w:p>
-    <w:p>
-      <w:r>
-        <w:rPr>
-          <w:b w:val="0"/>
-        </w:rPr>
-        <w:t>![课件原图·09_破妄显真-破除三十八种修道上的自欺8-古源尊者-20260306（课件）·第3页](课件原图/课件原图_22831605_p03.png)</w:t>
-      </w:r>
-    </w:p>
-    <w:p>
-      <w:r>
-        <w:rPr>
-          <w:b w:val="0"/>
-        </w:rPr>
-        <w:t>![课件原图·09_破妄显真-破除三十八种修道上的自欺8-古源尊者-20260306（课件）·第4页](课件原图/课件原图_22831605_p04.png)</w:t>
-      </w:r>
-    </w:p>
-    <w:p>
-      <w:r>
-        <w:rPr>
-          <w:b w:val="0"/>
-        </w:rPr>
-        <w:t>![课件原图·09_破妄显真-破除三十八种修道上的自欺8-古源尊者-20260306（课件）·第5页](课件原图/课件原图_22831605_p05.png)</w:t>
-      </w:r>
-    </w:p>
-    <w:p>
-      <w:r>
-        <w:rPr>
-          <w:b w:val="0"/>
-        </w:rPr>
-        <w:t>![课件原图·09_破妄显真-破除三十八种修道上的自欺8-古源尊者-20260306（课件）·第6页](课件原图/课件原图_22831605_p06.png)</w:t>
-      </w:r>
-    </w:p>
-    <w:p>
-      <w:r>
-        <w:rPr>
-          <w:b w:val="0"/>
-        </w:rPr>
-        <w:t>![课件原图·09_破妄显真-破除三十八种修道上的自欺8-古源尊者-20260306（课件）·第7页](课件原图/课件原图_22831605_p07.png)</w:t>
-      </w:r>
-    </w:p>
-    <w:p>
-      <w:r>
-        <w:rPr>
-          <w:b w:val="0"/>
-        </w:rPr>
-        <w:t>![课件原图·09_破妄显真-破除三十八种修道上的自欺8-古源尊者-20260306（课件）·第8页](课件原图/课件原图_22831605_p08.png)</w:t>
-      </w:r>
-    </w:p>
-    <w:p>
-      <w:r>
-        <w:rPr>
-          <w:b w:val="0"/>
-        </w:rPr>
-        <w:t>![课件原图·09_破妄显真-破除三十八种修道上的自欺8-古源尊者-20260306（课件）·第9页](课件原图/课件原图_22831605_p09.png)</w:t>
-      </w:r>
-    </w:p>
-    <w:p>
-      <w:r>
-        <w:rPr>
-          <w:b w:val="0"/>
-        </w:rPr>
-        <w:t>![课件原图·09_破妄显真-破除三十八种修道上的自欺8-古源尊者-20260306（课件）·第10页](课件原图/课件原图_22831605_p10.png)</w:t>
+        <w:t>图形页（目视定位所得）</w:t>
+      </w:r>
+    </w:p>
+    <w:p>
+      <w:pPr>
+        <w:pStyle w:val="ListBullet"/>
+      </w:pPr>
+      <w:r>
+        <w:rPr>
+          <w:b w:val="0"/>
+        </w:rPr>
+        <w:t>《07_破妄显真-破除三十八种修道上的自欺6-古源尊者-20260227（课件）》第7页（反馈循环图）：![课件原图·07_破妄显真-破除三十八种修道上的自欺6-古源尊者-20260227（课件）·第7页](课件原图/课件原图_bf97b89e_p07.png)</w:t>
+      </w:r>
+    </w:p>
+    <w:p>
+      <w:pPr>
+        <w:pStyle w:val="ListBullet"/>
+      </w:pPr>
+      <w:r>
+        <w:rPr>
+          <w:b w:val="0"/>
+        </w:rPr>
+        <w:t>《07_破妄显真-破除三十八种修道上的自欺6-古源尊者-20260227（课件）》第11页（心所分类表）：![课件原图·07_破妄显真-破除三十八种修道上的自欺6-古源尊者-20260227（课件）·第11页](课件原图/课件原图_bf97b89e_p11.png)</w:t>
+      </w:r>
+    </w:p>
+    <w:p>
+      <w:pPr>
+        <w:pStyle w:val="ListBullet"/>
+      </w:pPr>
+      <w:r>
+        <w:rPr>
+          <w:b w:val="0"/>
+        </w:rPr>
+        <w:t>《07_破妄显真-破除三十八种修道上的自欺6-古源尊者-20260227（课件）》第12页（心所分类表）：![课件原图·07_破妄显真-破除三十八种修道上的自欺6-古源尊者-20260227（课件）·第12页](课件原图/课件原图_bf97b89e_p12.png)</w:t>
+      </w:r>
+    </w:p>
+    <w:p>
+      <w:pPr>
+        <w:pStyle w:val="ListBullet"/>
+      </w:pPr>
+      <w:r>
+        <w:rPr>
+          <w:b w:val="0"/>
+        </w:rPr>
+        <w:t>《08_破妄显真-破除三十八种修道上的自欺7-古源尊者-20260303（课件）》第5页（心所分类表）：![课件原图·08_破妄显真-破除三十八种修道上的自欺7-古源尊者-20260303（课件）·第5页](课件原图/课件原图_39369133_p05.png)</w:t>
+      </w:r>
+    </w:p>
+    <w:p>
+      <w:pPr>
+        <w:pStyle w:val="ListBullet"/>
+      </w:pPr>
+      <w:r>
+        <w:rPr>
+          <w:b w:val="0"/>
+        </w:rPr>
+        <w:t>《08_破妄显真-破除三十八种修道上的自欺7-古源尊者-20260303（课件）》第6页（心所分类表）：![课件原图·08_破妄显真-破除三十八种修道上的自欺7-古源尊者-20260303（课件）·第6页](课件原图/课件原图_39369133_p06.png)</w:t>
+      </w:r>
+    </w:p>
+    <w:p>
+      <w:pPr>
+        <w:pStyle w:val="ListBullet"/>
+      </w:pPr>
+      <w:r>
+        <w:rPr>
+          <w:b w:val="0"/>
+        </w:rPr>
+        <w:t>《09_破妄显真-破除三十八种修道上的自欺8-古源尊者-20260306（课件）》第4页（心所分类表）：![课件原图·09_破妄显真-破除三十八种修道上的自欺8-古源尊者-20260306（课件）·第4页](课件原图/课件原图_f833164b_p04.png)</w:t>
+      </w:r>
+    </w:p>
+    <w:p>
+      <w:pPr>
+        <w:pStyle w:val="ListBullet"/>
+      </w:pPr>
+      <w:r>
+        <w:rPr>
+          <w:b w:val="0"/>
+        </w:rPr>
+        <w:t>《09_破妄显真-破除三十八种修道上的自欺8-古源尊者-20260306（课件）》第14页（对治对照表）：![课件原图·09_破妄显真-破除三十八种修道上的自欺8-古源尊者-20260306（课件）·第14页](课件原图/课件原图_f833164b_p14.png)</w:t>
+      </w:r>
+    </w:p>
+    <w:p>
+      <w:pPr>
+        <w:pStyle w:val="ListBullet"/>
+      </w:pPr>
+      <w:r>
+        <w:rPr>
+          <w:b w:val="0"/>
+        </w:rPr>
+        <w:t>《09_破妄显真-破除三十八种修道上的自欺8-古源尊者-20260306（课件）》第17页（心所分类表）：![课件原图·09_破妄显真-破除三十八种修道上的自欺8-古源尊者-20260306（课件）·第17页](课件原图/课件原图_f833164b_p17.png)</w:t>
+      </w:r>
+    </w:p>
+    <w:p>
+      <w:pPr>
+        <w:pStyle w:val="ListBullet"/>
+      </w:pPr>
+      <w:r>
+        <w:rPr>
+          <w:b w:val="0"/>
+        </w:rPr>
+        <w:t>《10_破妄显真-破除三十八种修道上的自欺9-古源尊者-20260311（课件）》第4页（心所分类表）：![课件原图·10_破妄显真-破除三十八种修道上的自欺9-古源尊者-20260311（课件）·第4页](课件原图/课件原图_ac363c69_p04.png)</w:t>
+      </w:r>
+    </w:p>
+    <w:p>
+      <w:pPr>
+        <w:pStyle w:val="ListBullet"/>
+      </w:pPr>
+      <w:r>
+        <w:rPr>
+          <w:b w:val="0"/>
+        </w:rPr>
+        <w:t>《11_破妄显真-破除三十八种修道上的自欺10-古源尊者-20260314（课件）》第5页（心所分类表）：![课件原图·11_破妄显真-破除三十八种修道上的自欺10-古源尊者-20260314（课件）·第5页](课件原图/课件原图_c05771ef_p05.png)</w:t>
+      </w:r>
+    </w:p>
+    <w:p>
+      <w:pPr>
+        <w:pStyle w:val="ListBullet"/>
+      </w:pPr>
+      <w:r>
+        <w:rPr>
+          <w:b w:val="0"/>
+        </w:rPr>
+        <w:t>《11_破妄显真-破除三十八种修道上的自欺10-古源尊者-20260314（课件）》第6页（心所分类表）：![课件原图·11_破妄显真-破除三十八种修道上的自欺10-古源尊者-20260314（课件）·第6页](课件原图/课件原图_c05771ef_p06.png)</w:t>
+      </w:r>
+    </w:p>
+    <w:p>
+      <w:pPr>
+        <w:pStyle w:val="ListBullet"/>
+      </w:pPr>
+      <w:r>
+        <w:rPr>
+          <w:b w:val="0"/>
+        </w:rPr>
+        <w:t>《12_破妄显真-破除三十八种修道上的自欺11-古源尊者-20260317（课件）》第5页（心所分类表）：![课件原图·12_破妄显真-破除三十八种修道上的自欺11-古源尊者-20260317（课件）·第5页](课件原图/课件原图_4e9140a9_p05.png)</w:t>
       </w:r>
     </w:p>
     <w:sectPr>

--- a/交付成果/第三轮修订版/第三轮4周版/读书会21_破妄显真：破除三十八种修道上的自欺_4周资料包（第三版修订）/Word版/第2周_嗔与痴之伪装_主持人版.docx
+++ b/交付成果/第三轮修订版/第三轮4周版/读书会21_破妄显真：破除三十八种修道上的自欺_4周资料包（第三版修订）/Word版/第2周_嗔与痴之伪装_主持人版.docx
@@ -1662,7 +1662,7 @@
         <w:rPr>
           <w:b w:val="0"/>
         </w:rPr>
-        <w:t>[00:00:04.260] 嗯。好，大家请合掌，我们一起来礼敬佛陀。那么？南无拉巴嘎多萨，南无拉萨巴嘎瓦阿三。以及那位世尊阿拉汉正自觉者。啊，各位尊者，各位法师，各位贤友，晚上吉祥。</w:t>
+        <w:t>[00:00:04.260] 嗯。好，大家请合掌，我们一起来礼敬佛陀。那么？Namo tassa bhagavato arahato sammā-sambuddhassa。礼敬那位世尊、阿拉汉、正自觉者。啊，各位尊者，各位法师，各位贤友，晚上吉祥。</w:t>
       </w:r>
     </w:p>
     <w:p>
@@ -1790,7 +1790,7 @@
         <w:rPr>
           <w:b w:val="0"/>
         </w:rPr>
-        <w:t>[00:09:01.290] 所以一个禅修者如果他揣着期待入座啊，抓取下一阶段的目标，心里面暗暗的期许啊，每次呼吸都能够导向内心的蜕变和进化那。他必然对因为对结果的直取啊而引发身心的紧绷以及内心的躁动啊，障碍定力生发所需的这种我们讲说如实自然轻松快乐啊这种松弛感。所以导致他的觉知呢就沦为就是未来导向啊啊，而不是安住当下。</w:t>
+        <w:t>[00:09:01.290] 所以一个禅修者如果他揣着期待入座啊，抓取下一阶段的目标，心里面暗暗的期许啊，每次呼吸都能够导向内心的蜕变和进化那。他必然对因为对结果的执取啊而引发身心的紧绷以及内心的躁动啊，障碍定力生发所需的这种我们讲说如实自然轻松快乐啊这种松弛感。所以导致他的觉知呢就沦为就是未来导向啊啊，而不是安住当下。</w:t>
       </w:r>
     </w:p>
     <w:p>
@@ -2667,7 +2667,7 @@
         <w:rPr>
           <w:b w:val="0"/>
         </w:rPr>
-        <w:t>[01:01:50.120] 在真治部第10集啊啊有一部经呢，它是讲这个修行的过程啊啊，就因为昏沉睡眠或者说这个懒散啊，它是涉及到各种障碍和原因的。</w:t>
+        <w:t>[01:01:50.120] 在增支部第10集啊啊有一部经呢，它是讲这个修行的过程啊啊，就因为昏沉睡眠或者说这个懒散啊，它是涉及到各种障碍和原因的。</w:t>
       </w:r>
     </w:p>
     <w:p>
@@ -4528,7 +4528,7 @@
         <w:rPr>
           <w:b w:val="0"/>
         </w:rPr>
-        <w:t>[00:00:00.000] 那么？有吗？嗯。南无三。以及那位至尊，他判正自抉择。啊，各位尊者，各位法师，各位贤友，晚餐吉祥。</w:t>
+        <w:t>[00:00:00.000] 那么？有吗？嗯。Namo tassa bhagavato arahato sammā-sambuddhassa。礼敬那位世尊、阿拉汉、正自觉者。啊，各位尊者，各位法师，各位贤友，晚餐吉祥。</w:t>
       </w:r>
     </w:p>
     <w:p>
@@ -4616,7 +4616,7 @@
         <w:rPr>
           <w:b w:val="0"/>
         </w:rPr>
-        <w:t>[00:07:58.990] 所以我早知道我当时不供养他啊，那我觉得我觉得很懊悔，那个呢，其实不是 kukkucca，那个也是纯粹的嗔好，所以要把它分开啊。嗯。啊，那么它现体是什么呢？就是说呈现在我们心里面呢，它就是你不断的回忆起来。就是感到后悔，然后心里面呢，或者我们讲懊恼，心里面很懊恼它，而且它是不断的升起来，一直翻滚的这种状态啊。那么它的近因呢，就是过去造的恶以及未实行的善呢啊，所以这个是恶作的一种状态啊，所以它是不善行啊。哎。那。</w:t>
+        <w:t>[00:07:58.990] 所以我早知道我当时不供养他啊，那我觉得我觉得很懊悔，那个呢，其实不是 kukkucca，那个也是纯粹的嗔好，所以要把它分开啊。嗯。啊，那么它现起是什么呢？就是说呈现在我们心里面呢，它就是你不断的回忆起来。就是感到后悔，然后心里面呢，或者我们讲懊恼，心里面很懊恼它，而且它是不断的升起来，一直翻滚的这种状态啊。那么它的近因呢，就是过去造的恶以及未实行的善呢啊，所以这个是恶作的一种状态啊，所以它是不善行啊。哎。那。</w:t>
       </w:r>
     </w:p>
     <w:p>
@@ -5464,7 +5464,7 @@
         <w:rPr>
           <w:b w:val="0"/>
         </w:rPr>
-        <w:t>[01:00:23.560] 掉举呢，它是心已经取到的目标了啊，比如说我们在这个入出息上呢，但它老跑掉对吧，这是掉举，所以它不能安住它跳来跳去啊疑呢就是说。我要觉知入出息吗？这个入出息真的可以入定吗？啊，这个古源尊者搞什么相入出息出其三法，我就是搞不出来这个相啊，他一定是教错了，那你这个时候你就不取这个东西了。对吧，他跟掉举不同，掉举是取到就跑掉了，你是根本不想取她。啊，那这个这就是掉举跟这个疑的啊不同了啊。那么它的现体呢，</w:t>
+        <w:t>[01:00:23.560] 掉举呢，它是心已经取到的目标了啊，比如说我们在这个入出息上呢，但它老跑掉对吧，这是掉举，所以它不能安住它跳来跳去啊疑呢就是说。我要觉知入出息吗？这个入出息真的可以入定吗？啊，这个古源尊者搞什么相入出息出其三法，我就是搞不出来这个相啊，他一定是教错了，那你这个时候你就不取这个东西了。对吧，他跟掉举不同，掉举是取到就跑掉了，你是根本不想取她。啊，那这个这就是掉举跟这个疑的啊不同了啊。那么它的现起呢，</w:t>
       </w:r>
     </w:p>
     <w:p>
@@ -7971,7 +7971,7 @@
         <w:rPr>
           <w:b w:val="0"/>
         </w:rPr>
-        <w:t>[00:00:00.940] 好，大家请合掌，我们一起来礼敬佛，南无 tassa bhagavato arahato sammā-sambuddhassa。啊，各位尊者，各位法师，各位贤友，晚上吉祥。</w:t>
+        <w:t>[00:00:00.940] 好，大家请合掌，我们一起来礼敬佛，Namo tassa bhagavato arahato sammā-sambuddhassa。啊，各位尊者，各位法师，各位贤友，晚上吉祥。</w:t>
       </w:r>
     </w:p>
     <w:p>
@@ -9657,7 +9657,7 @@
         <w:rPr>
           <w:b w:val="0"/>
         </w:rPr>
-        <w:t>[00:00:01.280] 好，大家请喝茶，跟我们一起来敬佛。南无，南无 tassa bhagavato arahato sammā-sambuddhassa。南与世尊阿拉汉正自觉者。</w:t>
+        <w:t>[00:00:01.280] 好，大家请喝茶，跟我们一起来敬佛。Namo tassa bhagavato arahato sammā-sambuddhassa。礼敬那位世尊、阿拉汉、正自觉者。</w:t>
       </w:r>
     </w:p>
     <w:p>
@@ -11727,7 +11727,7 @@
         <w:rPr>
           <w:b w:val="0"/>
         </w:rPr>
-        <w:t>[00:00:00.000] 跟大家喝茶。包括。那么大。南无。南无 tassa bhagavato arahato sammā-sambuddhassa。今来位世尊阿拉汉正自觉者。啊，各位尊者，各位法师，各位贤友，善吉祥。啊？</w:t>
+        <w:t>[00:00:00.000] 跟大家喝茶。包括。那么大。Namo tassa bhagavato arahato sammā-sambuddhassa。礼敬那位世尊、阿拉汉、正自觉者。啊，各位尊者，各位法师，各位贤友，善吉祥。啊？</w:t>
       </w:r>
     </w:p>
     <w:p>
@@ -16937,12 +16937,18 @@
         </w:rPr>
         <w:t>（自知识库媒体导出后 pymupdf 渲染，最大宽约 1200px），供投屏或板书对照；每页标注源材料与页码。《共读原文》文字一字未改。</w:t>
       </w:r>
-    </w:p>
-    <w:p>
       <w:r>
         <w:rPr>
           <w:b/>
         </w:rPr>
+        <w:t>（本册图形页已按第三轮指令收敛为 ≤10 页〔拼版总图＋图形页合计〕，取各源材料代表性图形页；完整图形页清单见源 PDF。）</w:t>
+      </w:r>
+    </w:p>
+    <w:p>
+      <w:r>
+        <w:rPr>
+          <w:b/>
+        </w:rPr>
         <w:t>拼版总图（整册缩略·目视定位用）</w:t>
       </w:r>
     </w:p>
@@ -16954,7 +16960,7 @@
         <w:rPr>
           <w:b w:val="0"/>
         </w:rPr>
-        <w:t>《07_破妄显真-破除三十八种修道上的自欺6-古源尊者-20260227（课件）》：![拼版总图·07_破妄显真-破除三十八种修道上的自欺6-古源尊者-20260227（课件）](课件原图/拼版_bf97b89e.png)</w:t>
+        <w:t>《07_破妄显真-破除三十八种修道上的自欺6-古源尊者-20260227（课件）》：![拼版总图·07_破妄显真-破除三十八种修道上的自欺6-古源尊者-20260227（课件）](课件原图/拼版_bf97b89e.jpg)</w:t>
       </w:r>
     </w:p>
     <w:p>
@@ -16965,7 +16971,7 @@
         <w:rPr>
           <w:b w:val="0"/>
         </w:rPr>
-        <w:t>《08_破妄显真-破除三十八种修道上的自欺7-古源尊者-20260303（课件）》：![拼版总图·08_破妄显真-破除三十八种修道上的自欺7-古源尊者-20260303（课件）](课件原图/拼版_39369133.png)</w:t>
+        <w:t>《08_破妄显真-破除三十八种修道上的自欺7-古源尊者-20260303（课件）》：![拼版总图·08_破妄显真-破除三十八种修道上的自欺7-古源尊者-20260303（课件）](课件原图/拼版_39369133.jpg)</w:t>
       </w:r>
     </w:p>
     <w:p>
@@ -16976,7 +16982,7 @@
         <w:rPr>
           <w:b w:val="0"/>
         </w:rPr>
-        <w:t>《09_破妄显真-破除三十八种修道上的自欺8-古源尊者-20260306（课件）》：![拼版总图·09_破妄显真-破除三十八种修道上的自欺8-古源尊者-20260306（课件）](课件原图/拼版_f833164b.png)</w:t>
+        <w:t>《09_破妄显真-破除三十八种修道上的自欺8-古源尊者-20260306（课件）》：![拼版总图·09_破妄显真-破除三十八种修道上的自欺8-古源尊者-20260306（课件）](课件原图/拼版_f833164b.jpg)</w:t>
       </w:r>
     </w:p>
     <w:p>
@@ -16987,7 +16993,7 @@
         <w:rPr>
           <w:b w:val="0"/>
         </w:rPr>
-        <w:t>《10_破妄显真-破除三十八种修道上的自欺9-古源尊者-20260311（课件）》：![拼版总图·10_破妄显真-破除三十八种修道上的自欺9-古源尊者-20260311（课件）](课件原图/拼版_ac363c69.png)</w:t>
+        <w:t>《10_破妄显真-破除三十八种修道上的自欺9-古源尊者-20260311（课件）》：![拼版总图·10_破妄显真-破除三十八种修道上的自欺9-古源尊者-20260311（课件）](课件原图/拼版_ac363c69.jpg)</w:t>
       </w:r>
     </w:p>
     <w:p>
@@ -16998,7 +17004,7 @@
         <w:rPr>
           <w:b w:val="0"/>
         </w:rPr>
-        <w:t>《11_破妄显真-破除三十八种修道上的自欺10-古源尊者-20260314（课件）》：![拼版总图·11_破妄显真-破除三十八种修道上的自欺10-古源尊者-20260314（课件）](课件原图/拼版_c05771ef.png)</w:t>
+        <w:t>《11_破妄显真-破除三十八种修道上的自欺10-古源尊者-20260314（课件）》：![拼版总图·11_破妄显真-破除三十八种修道上的自欺10-古源尊者-20260314（课件）](课件原图/拼版_c05771ef.jpg)</w:t>
       </w:r>
     </w:p>
     <w:p>
@@ -17009,7 +17015,7 @@
         <w:rPr>
           <w:b w:val="0"/>
         </w:rPr>
-        <w:t>《12_破妄显真-破除三十八种修道上的自欺11-古源尊者-20260317（课件）》：![拼版总图·12_破妄显真-破除三十八种修道上的自欺11-古源尊者-20260317（课件）](课件原图/拼版_4e9140a9.png)</w:t>
+        <w:t>《12_破妄显真-破除三十八种修道上的自欺11-古源尊者-20260317（课件）》：![拼版总图·12_破妄显真-破除三十八种修道上的自欺11-古源尊者-20260317（课件）](课件原图/拼版_4e9140a9.jpg)</w:t>
       </w:r>
     </w:p>
     <w:p>
@@ -17028,7 +17034,7 @@
         <w:rPr>
           <w:b w:val="0"/>
         </w:rPr>
-        <w:t>《07_破妄显真-破除三十八种修道上的自欺6-古源尊者-20260227（课件）》第7页（反馈循环图）：![课件原图·07_破妄显真-破除三十八种修道上的自欺6-古源尊者-20260227（课件）·第7页](课件原图/课件原图_bf97b89e_p07.png)</w:t>
+        <w:t>《07_破妄显真-破除三十八种修道上的自欺6-古源尊者-20260227（课件）》第11页（心所分类表）：![课件原图·07_破妄显真-破除三十八种修道上的自欺6-古源尊者-20260227（课件）·第11页](课件原图/课件原图_bf97b89e_p11.jpg)</w:t>
       </w:r>
     </w:p>
     <w:p>
@@ -17039,7 +17045,7 @@
         <w:rPr>
           <w:b w:val="0"/>
         </w:rPr>
-        <w:t>《07_破妄显真-破除三十八种修道上的自欺6-古源尊者-20260227（课件）》第11页（心所分类表）：![课件原图·07_破妄显真-破除三十八种修道上的自欺6-古源尊者-20260227（课件）·第11页](课件原图/课件原图_bf97b89e_p11.png)</w:t>
+        <w:t>《08_破妄显真-破除三十八种修道上的自欺7-古源尊者-20260303（课件）》第6页（心所分类表）：![课件原图·08_破妄显真-破除三十八种修道上的自欺7-古源尊者-20260303（课件）·第6页](课件原图/课件原图_39369133_p06.jpg)</w:t>
       </w:r>
     </w:p>
     <w:p>
@@ -17050,7 +17056,7 @@
         <w:rPr>
           <w:b w:val="0"/>
         </w:rPr>
-        <w:t>《07_破妄显真-破除三十八种修道上的自欺6-古源尊者-20260227（课件）》第12页（心所分类表）：![课件原图·07_破妄显真-破除三十八种修道上的自欺6-古源尊者-20260227（课件）·第12页](课件原图/课件原图_bf97b89e_p12.png)</w:t>
+        <w:t>《09_破妄显真-破除三十八种修道上的自欺8-古源尊者-20260306（课件）》第14页（对治对照表）：![课件原图·09_破妄显真-破除三十八种修道上的自欺8-古源尊者-20260306（课件）·第14页](课件原图/课件原图_f833164b_p14.jpg)</w:t>
       </w:r>
     </w:p>
     <w:p>
@@ -17061,95 +17067,7 @@
         <w:rPr>
           <w:b w:val="0"/>
         </w:rPr>
-        <w:t>《08_破妄显真-破除三十八种修道上的自欺7-古源尊者-20260303（课件）》第5页（心所分类表）：![课件原图·08_破妄显真-破除三十八种修道上的自欺7-古源尊者-20260303（课件）·第5页](课件原图/课件原图_39369133_p05.png)</w:t>
-      </w:r>
-    </w:p>
-    <w:p>
-      <w:pPr>
-        <w:pStyle w:val="ListBullet"/>
-      </w:pPr>
-      <w:r>
-        <w:rPr>
-          <w:b w:val="0"/>
-        </w:rPr>
-        <w:t>《08_破妄显真-破除三十八种修道上的自欺7-古源尊者-20260303（课件）》第6页（心所分类表）：![课件原图·08_破妄显真-破除三十八种修道上的自欺7-古源尊者-20260303（课件）·第6页](课件原图/课件原图_39369133_p06.png)</w:t>
-      </w:r>
-    </w:p>
-    <w:p>
-      <w:pPr>
-        <w:pStyle w:val="ListBullet"/>
-      </w:pPr>
-      <w:r>
-        <w:rPr>
-          <w:b w:val="0"/>
-        </w:rPr>
-        <w:t>《09_破妄显真-破除三十八种修道上的自欺8-古源尊者-20260306（课件）》第4页（心所分类表）：![课件原图·09_破妄显真-破除三十八种修道上的自欺8-古源尊者-20260306（课件）·第4页](课件原图/课件原图_f833164b_p04.png)</w:t>
-      </w:r>
-    </w:p>
-    <w:p>
-      <w:pPr>
-        <w:pStyle w:val="ListBullet"/>
-      </w:pPr>
-      <w:r>
-        <w:rPr>
-          <w:b w:val="0"/>
-        </w:rPr>
-        <w:t>《09_破妄显真-破除三十八种修道上的自欺8-古源尊者-20260306（课件）》第14页（对治对照表）：![课件原图·09_破妄显真-破除三十八种修道上的自欺8-古源尊者-20260306（课件）·第14页](课件原图/课件原图_f833164b_p14.png)</w:t>
-      </w:r>
-    </w:p>
-    <w:p>
-      <w:pPr>
-        <w:pStyle w:val="ListBullet"/>
-      </w:pPr>
-      <w:r>
-        <w:rPr>
-          <w:b w:val="0"/>
-        </w:rPr>
-        <w:t>《09_破妄显真-破除三十八种修道上的自欺8-古源尊者-20260306（课件）》第17页（心所分类表）：![课件原图·09_破妄显真-破除三十八种修道上的自欺8-古源尊者-20260306（课件）·第17页](课件原图/课件原图_f833164b_p17.png)</w:t>
-      </w:r>
-    </w:p>
-    <w:p>
-      <w:pPr>
-        <w:pStyle w:val="ListBullet"/>
-      </w:pPr>
-      <w:r>
-        <w:rPr>
-          <w:b w:val="0"/>
-        </w:rPr>
-        <w:t>《10_破妄显真-破除三十八种修道上的自欺9-古源尊者-20260311（课件）》第4页（心所分类表）：![课件原图·10_破妄显真-破除三十八种修道上的自欺9-古源尊者-20260311（课件）·第4页](课件原图/课件原图_ac363c69_p04.png)</w:t>
-      </w:r>
-    </w:p>
-    <w:p>
-      <w:pPr>
-        <w:pStyle w:val="ListBullet"/>
-      </w:pPr>
-      <w:r>
-        <w:rPr>
-          <w:b w:val="0"/>
-        </w:rPr>
-        <w:t>《11_破妄显真-破除三十八种修道上的自欺10-古源尊者-20260314（课件）》第5页（心所分类表）：![课件原图·11_破妄显真-破除三十八种修道上的自欺10-古源尊者-20260314（课件）·第5页](课件原图/课件原图_c05771ef_p05.png)</w:t>
-      </w:r>
-    </w:p>
-    <w:p>
-      <w:pPr>
-        <w:pStyle w:val="ListBullet"/>
-      </w:pPr>
-      <w:r>
-        <w:rPr>
-          <w:b w:val="0"/>
-        </w:rPr>
-        <w:t>《11_破妄显真-破除三十八种修道上的自欺10-古源尊者-20260314（课件）》第6页（心所分类表）：![课件原图·11_破妄显真-破除三十八种修道上的自欺10-古源尊者-20260314（课件）·第6页](课件原图/课件原图_c05771ef_p06.png)</w:t>
-      </w:r>
-    </w:p>
-    <w:p>
-      <w:pPr>
-        <w:pStyle w:val="ListBullet"/>
-      </w:pPr>
-      <w:r>
-        <w:rPr>
-          <w:b w:val="0"/>
-        </w:rPr>
-        <w:t>《12_破妄显真-破除三十八种修道上的自欺11-古源尊者-20260317（课件）》第5页（心所分类表）：![课件原图·12_破妄显真-破除三十八种修道上的自欺11-古源尊者-20260317（课件）·第5页](课件原图/课件原图_4e9140a9_p05.png)</w:t>
+        <w:t>《11_破妄显真-破除三十八种修道上的自欺10-古源尊者-20260314（课件）》第6页（心所分类表）：![课件原图·11_破妄显真-破除三十八种修道上的自欺10-古源尊者-20260314（课件）·第6页](课件原图/课件原图_c05771ef_p06.jpg)</w:t>
       </w:r>
     </w:p>
     <w:sectPr>

--- a/交付成果/第三轮修订版/第三轮4周版/读书会21_破妄显真：破除三十八种修道上的自欺_4周资料包（第三版修订）/Word版/第2周_嗔与痴之伪装_主持人版.docx
+++ b/交付成果/第三轮修订版/第三轮4周版/读书会21_破妄显真：破除三十八种修道上的自欺_4周资料包（第三版修订）/Word版/第2周_嗔与痴之伪装_主持人版.docx
@@ -2171,7 +2171,7 @@
         <w:rPr>
           <w:b w:val="0"/>
         </w:rPr>
-        <w:t>[00:32:21.840] 那这个。昏沉睡眠能以定为借口来欺骗呢啊，它最早出现是在无碍解道的译著里面，后面呢，也在导论的译著里面好。它是属于一种三十八种欺骗的一种烦恼的伪装机制啊，跟前面的欲贪以不厌恶为借口，嗔恚以厌恶为借口做伪装来。</w:t>
+        <w:t>[00:32:21.840] 那这个。昏沉睡眠能以定为借口来欺骗呢啊，它最早出现是在无碍解道的义注里面，后面呢，也在导论的义注里面好。它是属于一种三十八种欺骗的一种烦恼的伪装机制啊，跟前面的欲贪以不厌恶为借口，嗔恚以厌恶为借口做伪装来。</w:t>
       </w:r>
     </w:p>
     <w:p>
@@ -10062,7 +10062,7 @@
         <w:rPr>
           <w:b w:val="0"/>
         </w:rPr>
-        <w:t>[00:14:31.800] 所以那这个我们在讲什么是无明啊啊著书里面讲说，你所看到的事物从来就没有被真正地见过。啊，那就是这种特点，就是你睁眼瞎看的都是那个概念性的东西啊，第二个呢，它是。这个无知啊，这是错误的，是不正确的，知道。啊，他就是说知道的角度跟真理是相违的。啊，那么这个呢就有一些这个跟上一个的不同在哪里呢？就是我们假说无明啊里面就是说你所见到的，你所看到的事物从来没有被真正地见过啊啊，那么第二个呢，就是特点呢，就是说由于你的邪见蒙蔽啊，这个无明的蒙蔽啊，你故意不怎么去看。好，</w:t>
+        <w:t>[00:14:31.800] 所以那这个我们在讲什么是无明啊啊义注里面讲说，你所看到的事物从来就没有被真正地见过。啊，那就是这种特点，就是你睁眼瞎看的都是那个概念性的东西啊，第二个呢，它是。这个无知啊，这是错误的，是不正确的，知道。啊，他就是说知道的角度跟真理是相违的。啊，那么这个呢就有一些这个跟上一个的不同在哪里呢？就是我们假说无明啊里面就是说你所见到的，你所看到的事物从来没有被真正地见过啊啊，那么第二个呢，就是特点呢，就是说由于你的邪见蒙蔽啊，这个无明的蒙蔽啊，你故意不怎么去看。好，</w:t>
       </w:r>
     </w:p>
     <w:p>

--- a/交付成果/第三轮修订版/第三轮4周版/读书会21_破妄显真：破除三十八种修道上的自欺_4周资料包（第三版修订）/Word版/第2周_嗔与痴之伪装_主持人版.docx
+++ b/交付成果/第三轮修订版/第三轮4周版/读书会21_破妄显真：破除三十八种修道上的自欺_4周资料包（第三版修订）/Word版/第2周_嗔与痴之伪装_主持人版.docx
@@ -1726,7 +1726,7 @@
         <w:rPr>
           <w:b w:val="0"/>
         </w:rPr>
-        <w:t>[00:04:54.500] 那我们一再讲说，禅修的目的是为了心的平静。而心的平静呢，它一定是呃，善法的平静啊，是最好职业具自相应的心呐。但是呢，当我们带上期待。啊的时候呢，他就已经被康复过了。当我们对当下的业主不满意的时候，我们已经又被臣服过了。好，那。在贪和嗔的交织影响下，禅修是不会进步的。</w:t>
+        <w:t>[00:04:54.500] 那我们一再讲说，禅修的目的是为了心的平静。而心的平静呢，它一定是呃，善法的平静啊，最好是悦俱智相应的心。但是呢，当我们带上期待。啊的时候呢，它就已经被染污过了。当我们对当下的业主不满意的时候，我们已经又被征服过了。好，那。在贪和嗔的交织影响下，禅修是不会进步的。</w:t>
       </w:r>
     </w:p>
     <w:p>
@@ -1814,7 +1814,7 @@
         <w:rPr>
           <w:b w:val="0"/>
         </w:rPr>
-        <w:t>[00:10:17.190] 我们禅修营大家的这种人际关系啊。那在强调这个就是大家比如我就讲说在我们禅修会里面不强调观。啊，其实不是我这么说，这个在帕奥西亚多的报告里面，里头给他讲说我的光，我现在就专注光，他会直接拿去边上的那个盒子直接砸过去。啊，你把你臭骂一顿啊。就是。这个大家都追逐玩啊，追逐这个，比如说我讲3个小时没有外面也成为很多人的梦魇啊，对，因为他就是控制啊，这怎没有露出，因为你看你还有点画点，我也要去控制它，那是一个结果嘛。对吧，我不设定一个结果呢，我们为什么设定这个结果呢？</w:t>
+        <w:t>[00:10:17.190] 我们禅修营大家的这种人际关系啊。那在强调这个就是大家比如我就讲说在我们禅修会里面不强调观。啊，其实不是我这么说，这个在帕奥西亚多的开示里，里头给他讲说我的光，我现在就专注光，他会直接拿起旁边的东西砸过去，把你臭骂一顿啊。就是。这个大家都追逐玩啊，追逐这个，比如说我讲3个小时没有外面也成为很多人的梦魇啊，对，因为他就是控制啊，这怎没有露出，因为你看你还有点画点，我也要去控制它，那是一个结果嘛。对吧，我不设定一个结果呢，我们为什么设定这个结果呢？</w:t>
       </w:r>
     </w:p>
     <w:p>
@@ -1830,7 +1830,7 @@
         <w:rPr>
           <w:b w:val="0"/>
         </w:rPr>
-        <w:t>[00:11:40.410] 你的定力呢，有没有定力？有一点定力，我它称为叫草莓禅嘛，对不对啊？那草莓禅就是你的这个定力不够稳固，不够稳固呢就很容易就掉。那你要一坐的时间一长，就是坐在棺里面打玩一下，还很舒服。对，那你真的要去观察，明色的时候，它就糊糊的，看都看不清楚。所以我才会讲说要3个小时每晚练，那3个小时每晚练也是泡脚都要去说，但是他要求4个小时5个小时，我觉得这难度太大，对吧？我就把它刚开始是4个小时，后面我就觉得这搞不定，3个小时是可以的，大部分人是可以做得到的，所以我就定3个小时对吧。</w:t>
+        <w:t>[00:11:40.410] 你的定力呢，有没有定力？有一点定力，我它称为叫草莓禅嘛，对不对啊？那草莓禅就是你的这个定力不够稳固，不够稳固呢就很容易就掉。那你要一坐的时间一长，就是坐在光里面打妄想一下，还很舒服。对，那你真的要去观察，明色的时候，它就糊糊的，看都看不清楚。所以我才会讲说要3个小时每晚练，那3个小时每晚练也是泡脚都要去说，但是他要求4个小时5个小时，我觉得这难度太大，对吧？我就把它刚开始是4个小时，后面我就觉得这搞不定，3个小时是可以的，大部分人是可以做得到的，所以我就定3个小时对吧。</w:t>
       </w:r>
     </w:p>
     <w:p>
@@ -1979,7 +1979,7 @@
         <w:rPr>
           <w:b w:val="0"/>
         </w:rPr>
-        <w:t>[00:18:42.080] 啊，更深层次的这种嗔的表现呢，就是对心念自然游移的这种抗拒。那这个话怎么讲呢？就心念啊，我们的心念呢，它就是在还没有形成五常之强有力的这种这种摄受的时候啊，心念呢，它就是会游移嘛。为什么犹疑呢？因为你的心很忠诚啊，他要帮你寻找快乐。所以在一个地方如果不能持续快乐的时候，他就想说，哎，我去那个地方想想以前在想那个东西有点快乐，他就去了嘛。所以这个是很自然的，心念有余，那不能管它。好，这个时候你可以数一下息，或者允许它带着正念的去看看，它游离一下就没有关系。那你如果没有耐心啊，</w:t>
+        <w:t>[00:18:42.080] 啊，更深层次的这种嗔的表现呢，就是对心念自然游移的这种抗拒。那这个话怎么讲呢？就心念啊，我们的心念呢，在还没有形成禅那强有力的摄受的时候啊，心念呢，它就是会游移嘛。为什么犹疑呢？因为你的心很忠诚啊，他要帮你寻找快乐。所以在一个地方如果不能持续快乐的时候，他就想说，哎，我去那个地方想想以前在想那个东西有点快乐，他就去了嘛。所以这个是很自然的，心念游移，那不能管它。好，这个时候你可以数一下息，或者允许它带着正念的去看看，它游离一下就没有关系。那你如果没有耐心啊，</w:t>
       </w:r>
     </w:p>
     <w:p>
@@ -9792,7 +9792,7 @@
         <w:rPr>
           <w:b w:val="0"/>
         </w:rPr>
-        <w:t>[00:04:03.300] 真正的舍它是基于什么呢？舍是什么呢？是中舍，中舍是什么呢？就是说一对既没有贪也没有嗔。啊的一种舍，它是有这个，它是一个觉知对吧？它去觉知里面的舍觉知啊，舍觉知什么意思呢？觉知就是觉悟的知数。啊，就你要导向觉悟，你需要有中舍的心啊，不然你就不能落在贪里面，不能落在嗔里面啊。所以它是一种清明的，至少它是一种清明的这个污染的，也就是没有贪的这种觉察，它是如实观照苦乐体验的这种状态，然后你不跟着去啊，既不执取也不排斥，我们讲的是不迎不拒对吧，所以它是一种主动的、敏锐的、很亲民的。</w:t>
+        <w:t>[00:04:03.300] 真正的舍它是基于什么呢？舍是什么呢？是中舍，中舍是什么呢？就是说一对既没有贪也没有嗔。啊的一种舍，它是有这个，它是一个觉知对吧？它去觉知里面的舍觉知啊，舍觉支什么意思呢？觉支就是觉悟的支分。啊，就你要导向觉悟，你需要有中舍的心啊，不然你就不能落在贪里面，不能落在嗔里面啊。所以它是一种清明的，至少它是一种清明的这个污染的，也就是没有贪的这种觉察，它是如实观照苦乐体验的这种状态，然后你不跟着去啊，既不执取也不排斥，我们讲的是不迎不拒对吧，所以它是一种主动的、敏锐的、很亲民的。</w:t>
       </w:r>
     </w:p>
     <w:p>
@@ -9822,7 +9822,7 @@
         <w:rPr>
           <w:b w:val="0"/>
         </w:rPr>
-        <w:t>[00:05:30.520] 我们有个同学我说我说你从开始跟我谈究报告，他说22年，22年到现在，所有的禅修报告把它编把我整出来，</w:t>
+        <w:t>[00:05:30.520] 我们有个同学我说我说你从开始跟我谈禅修报告，他说22年，22年到现在，所有的禅修报告把它编出来给我，</w:t>
       </w:r>
     </w:p>
     <w:p>
@@ -12237,7 +12237,7 @@
         <w:rPr>
           <w:b w:val="0"/>
         </w:rPr>
-        <w:t>[00:17:47.320] 这个时候呢，我们就可以看到一个身柔软性和心柔软性，就是我们三心所的啊，轻快轻安柔软，那个柔软性心所啊啊，木木独大啊。</w:t>
+        <w:t>[00:17:47.320] 这个时候呢，我们就可以看到一个身柔软性和心柔软性，就是三心所的，轻快轻安柔软，那个柔软性心所啊，kāya‑mudutā（身柔软性）。</w:t>
       </w:r>
     </w:p>
     <w:p>
